--- a/BaseDados/escolha.docx
+++ b/BaseDados/escolha.docx
@@ -4,7 +4,13 @@
   <w:body>
     <w:p>
       <w:r>
-        <w:t>Escolhi a base de dados do Afonso porque permite gerir um abrigo ou associação de proteção animal de forma simples e organizada. A estrutura permite:</w:t>
+        <w:t>Escolh</w:t>
+      </w:r>
+      <w:r>
+        <w:t>emos</w:t>
+      </w:r>
+      <w:r>
+        <w:t xml:space="preserve"> a base de dados do Afonso porque permite gerir um abrigo ou associação de proteção animal de forma simples e organizada. A estrutura permite:</w:t>
       </w:r>
     </w:p>
     <w:p>
@@ -995,6 +1001,7 @@
   <w:style w:type="character" w:default="1" w:styleId="Tipodeletrapredefinidodopargrafo">
     <w:name w:val="Default Paragraph Font"/>
     <w:uiPriority w:val="1"/>
+    <w:semiHidden/>
     <w:unhideWhenUsed/>
   </w:style>
   <w:style w:type="table" w:default="1" w:styleId="Tabelanormal">
